--- a/智慧营销绩效项目论文.docx
+++ b/智慧营销绩效项目论文.docx
@@ -20,17 +20,7 @@
           <w:szCs w:val="24"/>
           <w:lang w:val="en-US" w:eastAsia="zh-CN" w:bidi="ar"/>
         </w:rPr>
-        <w:t>----1背景</w:t>
-      </w:r>
-      <w:r>
-        <w:rPr>
-          <w:rFonts w:hint="eastAsia" w:ascii="宋体" w:hAnsi="宋体" w:eastAsia="宋体" w:cs="宋体"/>
-          <w:kern w:val="0"/>
-          <w:sz w:val="24"/>
-          <w:szCs w:val="24"/>
-          <w:lang w:val="en-US" w:eastAsia="zh-CN" w:bidi="ar"/>
-        </w:rPr>
-        <w:t>----</w:t>
+        <w:t>----1背景----</w:t>
       </w:r>
     </w:p>
     <w:p>
@@ -52,7 +42,19 @@
           <w:szCs w:val="24"/>
           <w:lang w:val="en-US" w:eastAsia="zh-CN" w:bidi="ar"/>
         </w:rPr>
-        <w:t>为应对金融市场竞争日趋激烈与客户需求多元化的双重挑战，破解某银行营销数据分散、绩效核算粗放、资源投放精准度不足等痛点，该行规划建设智慧营销绩效管理平台。项目通过整合多源业务数据、构建标准化智能指标体系及可视化监控能力，实现营销全流程闭环管理，持续提升营销效能与精细化运营水平。平台依托大数据、人工智能、云计算、实时计算及数据可视化等新兴技术，实现营销数据统一汇聚、智能建模、绩效指标自动核算、过程实时监控与效果闭环优化，有效提升银行营销精细化管理能力与资源配置效率，为营销决策提供科学支撑。2024年3月，我司通过公开招标成功中标该项目，合同金额382.7万元（其中硬件设备费用162万元），建设周期1年。项目核心建设内容包含六大模块：统一营销数据中心、智能绩效指标体系、营销活动全流程管理体系、AI营销洞察与预测分析、可视化绩效监控大屏、营销资源与费用管控模块。中标后，公司结合我在同类项目中的丰富管理经验，任命我为项目经理，全面负责项目整体规划、落地实施推进、多方资源协调对接，以及进度与质量全程管控，确保项目目标按期保质落地。我迅速组建11人专业项目团队，成员涵盖需求分析、系统架构、开发、测试、质量保证等关键岗位，为项目顺利推进筑牢基础。</w:t>
+        <w:t>为应对金融市场竞争日趋激烈与客户需求多元化的双重挑战，破解某银行营销数据分散、绩效核算粗放、资源投放精准度不足等痛点，某行规划建设智慧营销绩效管理平台。项目通过整合多源业务数据、构建标准化智能指标体系及可视化监控能力，实现营销全流程闭环管理，持续提升营销效能与精细化运营水平。平台依托大数据、人工智能、云计算、实时计算及数据可视化等新兴技术，实现营销数据统一汇聚、智能建模、绩效指标自动核算、过程实时监控与效果闭环优化，有效提升银行营销精细化管理能力与资源配置效率，为营销决策提供科学支撑。2024年3月，我司通过公开招标成功中标该项目，合同金额382.7万元（其中硬件设备费用162万元），建设周期1年。项目核心建设内容包含六大模块：统一营销数据中心、智能绩效指标体系、营销活动全流程管理体系、AI营销洞察与预测分析、可视化绩效监控大屏、营销资源与费用管控模块。中标后，公司结合我在同类项目中的丰富管理经验，任命我为项目经理，全面负责项目整体规划、落地实施推进、多方资源协调对接，以及进度与质量全程管控，确保项目目标按期保质落地。我迅速组建10</w:t>
+      </w:r>
+      <w:bookmarkStart w:id="0" w:name="_GoBack"/>
+      <w:bookmarkEnd w:id="0"/>
+      <w:r>
+        <w:rPr>
+          <w:rFonts w:hint="eastAsia" w:ascii="宋体" w:hAnsi="宋体" w:eastAsia="宋体" w:cs="宋体"/>
+          <w:kern w:val="0"/>
+          <w:sz w:val="24"/>
+          <w:szCs w:val="24"/>
+          <w:lang w:val="en-US" w:eastAsia="zh-CN" w:bidi="ar"/>
+        </w:rPr>
+        <w:t>人专业项目团队，成员涵盖需求分析、系统架构、开发、测试、质量保证等关键岗位，为项目顺利推进筑牢基础。</w:t>
       </w:r>
     </w:p>
     <w:p>
@@ -180,7 +182,7 @@
           <w:szCs w:val="24"/>
           <w:lang w:val="en-US" w:eastAsia="zh-CN" w:bidi="ar"/>
         </w:rPr>
-        <w:t>XXXX</w:t>
+        <w:t>项目中XXXX</w:t>
       </w:r>
       <w:r>
         <w:rPr>
@@ -320,7 +322,7 @@
           <w:szCs w:val="24"/>
           <w:lang w:val="en-US" w:eastAsia="zh-CN" w:bidi="ar"/>
         </w:rPr>
-        <w:t>经过一年的攻坚建设，目前该智慧营销绩效平台已按计划顺利完成全部建设任务，如期交付使用。项目成功落地六大核心模块，实现全行8类营销相关数据统一汇聚，数据整合效率提升60%；绩效核算周期由原人工统计的7个工作日缩短至1个工作日，核算准确率达99.8%；营销资源投放精准度提升45%，营销ROI较以往提升30%，有效破解了银行营销管理痛点，显著提升了营销精细化运营水平与资源配置效率，为银行营销决策提供了科学支撑。作为该项目的项目经理，全程主导项目规划、实施与管控的经历，让我收获颇丰。我深刻体会到，金融科技项目的成功落地，离不开11人团队的高效协作、精准的需求把控与严谨的过程管理。同时，也认识到新兴技术与金融业务深度融合的重要性，未来我将总结本次项目经验，弥补工作中的不足，提升自身项目管理能力，为金融科技领域的高质量发展贡献更多力量。</w:t>
+        <w:t>经过一年的攻坚建设，目前该智慧营销绩效平台已按计划顺利完成全部建设任务，如期交付使用。项目成功落地六大核心模块，实现全行8类营销相关数据统一汇聚，数据整合效率提升60%；绩效核算周期由原人工统计的7个工作日缩短至1个工作日，核算准确率达99.8%；营销资源投放精准度提升45%，营销ROI较以往提升30%，有效破解了银行营销管理痛点，显著提升了营销精细化运营水平与资源配置效率，为银行营销决策提供了科学支撑。作为该项目的项目经理，全程主导项目规划、实施与管控的经历，让我收获颇丰。我深刻体会到，金融科技项目的成功落地，离不开项目团队的高效协作、精准的需求把控与严谨的过程管理。同时，也认识到新兴技术与金融业务深度融合的重要性，未来我将总结本次项目经验，弥补工作中的不足，提升自身项目管理能力，为金融科技领域的高质量发展贡献更多力量。</w:t>
       </w:r>
     </w:p>
     <w:p>
@@ -375,17 +377,17 @@
         <w:rPr>
           <w:rFonts w:hint="eastAsia" w:ascii="宋体" w:hAnsi="宋体" w:eastAsia="宋体" w:cs="宋体"/>
           <w:kern w:val="0"/>
-          <w:sz w:val="24"/>
-          <w:szCs w:val="24"/>
-          <w:lang w:val="en-US" w:eastAsia="zh-CN" w:bidi="ar"/>
-        </w:rPr>
-      </w:pPr>
-      <w:r>
-        <w:rPr>
-          <w:rFonts w:hint="eastAsia" w:ascii="宋体" w:hAnsi="宋体" w:eastAsia="宋体" w:cs="宋体"/>
-          <w:kern w:val="0"/>
-          <w:sz w:val="24"/>
-          <w:szCs w:val="24"/>
+          <w:sz w:val="21"/>
+          <w:szCs w:val="21"/>
+          <w:lang w:val="en-US" w:eastAsia="zh-CN" w:bidi="ar"/>
+        </w:rPr>
+      </w:pPr>
+      <w:r>
+        <w:rPr>
+          <w:rFonts w:hint="eastAsia" w:ascii="宋体" w:hAnsi="宋体" w:eastAsia="宋体" w:cs="宋体"/>
+          <w:kern w:val="0"/>
+          <w:sz w:val="21"/>
+          <w:szCs w:val="21"/>
           <w:lang w:val="en-US" w:eastAsia="zh-CN" w:bidi="ar"/>
         </w:rPr>
         <w:t>关键词：</w:t>
@@ -396,62 +398,20 @@
         <w:rPr>
           <w:rFonts w:hint="default" w:ascii="宋体" w:hAnsi="宋体" w:eastAsia="宋体" w:cs="宋体"/>
           <w:kern w:val="0"/>
-          <w:sz w:val="24"/>
-          <w:szCs w:val="24"/>
-          <w:lang w:val="en-US" w:eastAsia="zh-CN" w:bidi="ar"/>
-        </w:rPr>
-      </w:pPr>
-      <w:r>
-        <w:rPr>
-          <w:rFonts w:hint="eastAsia" w:ascii="宋体" w:hAnsi="宋体" w:eastAsia="宋体" w:cs="宋体"/>
-          <w:kern w:val="0"/>
-          <w:sz w:val="24"/>
-          <w:szCs w:val="24"/>
-          <w:lang w:val="en-US" w:eastAsia="zh-CN" w:bidi="ar"/>
-        </w:rPr>
-        <w:t>帮我生成一个论文过渡段,15</w:t>
-      </w:r>
-      <w:bookmarkStart w:id="0" w:name="_GoBack"/>
-      <w:bookmarkEnd w:id="0"/>
-      <w:r>
-        <w:rPr>
-          <w:rFonts w:hint="eastAsia" w:ascii="宋体" w:hAnsi="宋体" w:eastAsia="宋体" w:cs="宋体"/>
-          <w:kern w:val="0"/>
-          <w:sz w:val="24"/>
-          <w:szCs w:val="24"/>
-          <w:lang w:val="en-US" w:eastAsia="zh-CN" w:bidi="ar"/>
-        </w:rPr>
-        <w:t>0字，内容需要包含项目整合管理的重要性，以及引出后面要写的内容，项目名称是：</w:t>
-      </w:r>
-      <w:r>
-        <w:rPr>
-          <w:rFonts w:hint="eastAsia" w:ascii="宋体" w:hAnsi="宋体" w:eastAsia="宋体" w:cs="宋体"/>
-          <w:kern w:val="0"/>
-          <w:sz w:val="24"/>
-          <w:szCs w:val="24"/>
-          <w:lang w:val="en-US" w:eastAsia="zh-CN" w:bidi="ar"/>
-        </w:rPr>
-        <w:t>智慧营销绩效管理平台，</w:t>
-      </w:r>
-      <w:r>
-        <w:rPr>
-          <w:rFonts w:hint="eastAsia" w:ascii="宋体" w:hAnsi="宋体" w:eastAsia="宋体" w:cs="宋体"/>
-          <w:kern w:val="0"/>
-          <w:sz w:val="24"/>
-          <w:szCs w:val="24"/>
-          <w:lang w:val="en-US" w:eastAsia="zh-CN" w:bidi="ar"/>
-        </w:rPr>
-        <w:t>项目背景是：</w:t>
-      </w:r>
-      <w:r>
-        <w:rPr>
-          <w:rFonts w:hint="eastAsia" w:ascii="宋体" w:hAnsi="宋体" w:eastAsia="宋体" w:cs="宋体"/>
-          <w:kern w:val="0"/>
-          <w:sz w:val="24"/>
-          <w:szCs w:val="24"/>
-          <w:lang w:val="en-US" w:eastAsia="zh-CN" w:bidi="ar"/>
-        </w:rPr>
-        <w:t>为应对金融市场竞争日趋激烈与客户需求多元化的双重挑战，破解某银行营销数据分散、绩效核算粗放、资源投放精准度不足等痛点，该行规划建设智慧营销绩效管理平台。项目通过整合多源业务数据、构建标准化智能指标体系及可视化监控能力，实现营销全流程闭环管理，持续提升营销效能与精细化运营水平。平台依托大数据、人工智能、云计算、实时计算及数据可视化等新兴技术，实现营销数据统一汇聚、智能建模、绩效指标自动核算、过程实时监控与效果闭环优化，有效提升银行营销精细化管理能力与资源配置效率，为营销决策提供科学支撑。2024年3月，我司通过公开招标成功中标该项目，合同金额382.7万元（其中硬件设备费用162万元），建设周期1年。项目核心建设内容包含六大模块：统一营销数据中心、智能绩效指标体系、营销活动全流程管理体系、AI营销洞察与预测分析、可视化绩效监控大屏、营销资源与费用管控模块。中标后，公司结合我在同类项目中的丰富管理经验，任命我为项目经理，全面负责项目整体规划、落地实施推进、多方资源协调对接，以及进度与质量全程管控，确保项目目标按期保质落地。我迅速组建11人专业项目团队，成员涵盖需求分析、系统架构、开发、测试、质量保证等关键岗位，为项目顺利推进筑牢基础</w:t>
+          <w:sz w:val="21"/>
+          <w:szCs w:val="21"/>
+          <w:lang w:val="en-US" w:eastAsia="zh-CN" w:bidi="ar"/>
+        </w:rPr>
+      </w:pPr>
+      <w:r>
+        <w:rPr>
+          <w:rFonts w:hint="eastAsia" w:ascii="宋体" w:hAnsi="宋体" w:eastAsia="宋体" w:cs="宋体"/>
+          <w:kern w:val="0"/>
+          <w:sz w:val="21"/>
+          <w:szCs w:val="21"/>
+          <w:lang w:val="en-US" w:eastAsia="zh-CN" w:bidi="ar"/>
+        </w:rPr>
+        <w:t>帮我生成一个论文过渡段,150字，内容需要包含项目整合管理的重要性，以及引出后面要写的内容，项目名称是：智慧营销绩效管理平台，项目背景是：为应对金融市场竞争日趋激烈与客户需求多元化的双重挑战，破解某银行营销数据分散、绩效核算粗放、资源投放精准度不足等痛点，该行规划建设智慧营销绩效管理平台。项目通过整合多源业务数据、构建标准化智能指标体系及可视化监控能力，实现营销全流程闭环管理，持续提升营销效能与精细化运营水平。平台依托大数据、人工智能、云计算、实时计算及数据可视化等新兴技术，实现营销数据统一汇聚、智能建模、绩效指标自动核算、过程实时监控与效果闭环优化，有效提升银行营销精细化管理能力与资源配置效率，为营销决策提供科学支撑。2024年3月，我司通过公开招标成功中标该项目，合同金额382.7万元（其中硬件设备费用162万元），建设周期1年。项目核心建设内容包含六大模块：统一营销数据中心、智能绩效指标体系、营销活动全流程管理体系、AI营销洞察与预测分析、可视化绩效监控大屏、营销资源与费用管控模块。中标后，公司结合我在同类项目中的丰富管理经验，任命我为项目经理，全面负责项目整体规划、落地实施推进、多方资源协调对接，以及进度与质量全程管控，确保项目目标按期保质落地。我迅速组建11人专业项目团队，成员涵盖需求分析、系统架构、开发、测试、质量保证等关键岗位，为项目顺利推进筑牢基础</w:t>
       </w:r>
     </w:p>
     <w:sectPr>
